--- a/files/sample_statement_adm_procedure.docx
+++ b/files/sample_statement_adm_procedure.docx
@@ -1,6 +1,6 @@
 
 <file path=word/document.xml><?xml version="1.0" encoding="utf-8"?>
-<w:document xmlns:wpc="http://schemas.microsoft.com/office/word/2010/wordprocessingCanvas" xmlns:cx="http://schemas.microsoft.com/office/drawing/2014/chartex" xmlns:cx1="http://schemas.microsoft.com/office/drawing/2015/9/8/chartex" xmlns:cx2="http://schemas.microsoft.com/office/drawing/2015/10/21/chartex" xmlns:cx3="http://schemas.microsoft.com/office/drawing/2016/5/9/chartex" xmlns:cx4="http://schemas.microsoft.com/office/drawing/2016/5/10/chartex" xmlns:cx5="http://schemas.microsoft.com/office/drawing/2016/5/11/chartex" xmlns:cx6="http://schemas.microsoft.com/office/drawing/2016/5/12/chartex" xmlns:cx7="http://schemas.microsoft.com/office/drawing/2016/5/13/chartex" xmlns:cx8="http://schemas.microsoft.com/office/drawing/2016/5/14/chartex" xmlns:mc="http://schemas.openxmlformats.org/markup-compatibility/2006" xmlns:aink="http://schemas.microsoft.com/office/drawing/2016/ink" xmlns:am3d="http://schemas.microsoft.com/office/drawing/2017/model3d" xmlns:o="urn:schemas-microsoft-com:office:office" xmlns:oel="http://schemas.microsoft.com/office/2019/extlst" xmlns:r="http://schemas.openxmlformats.org/officeDocument/2006/relationships" xmlns:m="http://schemas.openxmlformats.org/officeDocument/2006/math" xmlns:v="urn:schemas-microsoft-com:vml" xmlns:wp14="http://schemas.microsoft.com/office/word/2010/wordprocessingDrawing" xmlns:wp="http://schemas.openxmlformats.org/drawingml/2006/wordprocessingDrawing" xmlns:w10="urn:schemas-microsoft-com:office:word" xmlns:w="http://schemas.openxmlformats.org/wordprocessingml/2006/main" xmlns:w14="http://schemas.microsoft.com/office/word/2010/wordml" xmlns:w15="http://schemas.microsoft.com/office/word/2012/wordml" xmlns:w16cex="http://schemas.microsoft.com/office/word/2018/wordml/cex" xmlns:w16cid="http://schemas.microsoft.com/office/word/2016/wordml/cid" xmlns:w16="http://schemas.microsoft.com/office/word/2018/wordml" xmlns:w16sdtdh="http://schemas.microsoft.com/office/word/2020/wordml/sdtdatahash" xmlns:w16se="http://schemas.microsoft.com/office/word/2015/wordml/symex" xmlns:wpg="http://schemas.microsoft.com/office/word/2010/wordprocessingGroup" xmlns:wpi="http://schemas.microsoft.com/office/word/2010/wordprocessingInk" xmlns:wne="http://schemas.microsoft.com/office/word/2006/wordml" xmlns:wps="http://schemas.microsoft.com/office/word/2010/wordprocessingShape" mc:Ignorable="w14 w15 w16se w16cid w16 w16cex w16sdtdh wp14">
+<w:document xmlns:wpc="http://schemas.microsoft.com/office/word/2010/wordprocessingCanvas" xmlns:cx="http://schemas.microsoft.com/office/drawing/2014/chartex" xmlns:cx1="http://schemas.microsoft.com/office/drawing/2015/9/8/chartex" xmlns:cx2="http://schemas.microsoft.com/office/drawing/2015/10/21/chartex" xmlns:cx3="http://schemas.microsoft.com/office/drawing/2016/5/9/chartex" xmlns:cx4="http://schemas.microsoft.com/office/drawing/2016/5/10/chartex" xmlns:cx5="http://schemas.microsoft.com/office/drawing/2016/5/11/chartex" xmlns:cx6="http://schemas.microsoft.com/office/drawing/2016/5/12/chartex" xmlns:cx7="http://schemas.microsoft.com/office/drawing/2016/5/13/chartex" xmlns:cx8="http://schemas.microsoft.com/office/drawing/2016/5/14/chartex" xmlns:mc="http://schemas.openxmlformats.org/markup-compatibility/2006" xmlns:aink="http://schemas.microsoft.com/office/drawing/2016/ink" xmlns:am3d="http://schemas.microsoft.com/office/drawing/2017/model3d" xmlns:o="urn:schemas-microsoft-com:office:office" xmlns:oel="http://schemas.microsoft.com/office/2019/extlst" xmlns:r="http://schemas.openxmlformats.org/officeDocument/2006/relationships" xmlns:m="http://schemas.openxmlformats.org/officeDocument/2006/math" xmlns:v="urn:schemas-microsoft-com:vml" xmlns:wp14="http://schemas.microsoft.com/office/word/2010/wordprocessingDrawing" xmlns:wp="http://schemas.openxmlformats.org/drawingml/2006/wordprocessingDrawing" xmlns:w10="urn:schemas-microsoft-com:office:word" xmlns:w="http://schemas.openxmlformats.org/wordprocessingml/2006/main" xmlns:w14="http://schemas.microsoft.com/office/word/2010/wordml" xmlns:w15="http://schemas.microsoft.com/office/word/2012/wordml" xmlns:w16cex="http://schemas.microsoft.com/office/word/2018/wordml/cex" xmlns:w16cid="http://schemas.microsoft.com/office/word/2016/wordml/cid" xmlns:w16="http://schemas.microsoft.com/office/word/2018/wordml" xmlns:w16du="http://schemas.microsoft.com/office/word/2023/wordml/word16du" xmlns:w16sdtdh="http://schemas.microsoft.com/office/word/2020/wordml/sdtdatahash" xmlns:w16sdtfl="http://schemas.microsoft.com/office/word/2024/wordml/sdtformatlock" xmlns:w16se="http://schemas.microsoft.com/office/word/2015/wordml/symex" xmlns:wpg="http://schemas.microsoft.com/office/word/2010/wordprocessingGroup" xmlns:wpi="http://schemas.microsoft.com/office/word/2010/wordprocessingInk" xmlns:wne="http://schemas.microsoft.com/office/word/2006/wordml" xmlns:wps="http://schemas.microsoft.com/office/word/2010/wordprocessingShape" mc:Ignorable="w14 w15 w16se w16cid w16 w16cex w16sdtdh w16sdtfl w16du wp14">
   <w:body>
     <w:p>
       <w:pPr>
@@ -9,75 +9,6 @@
       <w:bookmarkStart w:id="0" w:name="_Hlk91510903"/>
     </w:p>
     <w:bookmarkEnd w:id="0"/>
-    <w:p>
-      <w:pPr>
-        <w:pStyle w:val="NoSpacing"/>
-        <w:jc w:val="center"/>
-        <w:rPr>
-          <w:sz w:val="28"/>
-          <w:szCs w:val="28"/>
-        </w:rPr>
-      </w:pPr>
-      <w:r>
-        <w:rPr>
-          <w:sz w:val="28"/>
-          <w:szCs w:val="28"/>
-        </w:rPr>
-        <w:t xml:space="preserve">В </w:t>
-      </w:r>
-      <w:r>
-        <w:rPr>
-          <w:sz w:val="28"/>
-          <w:szCs w:val="28"/>
-        </w:rPr>
-        <w:t xml:space="preserve">уполномоченный орган </w:t>
-      </w:r>
-      <w:r>
-        <w:rPr>
-          <w:sz w:val="28"/>
-          <w:szCs w:val="28"/>
-        </w:rPr>
-        <w:t xml:space="preserve">по </w:t>
-      </w:r>
-      <w:r>
-        <w:rPr>
-          <w:sz w:val="28"/>
-          <w:szCs w:val="28"/>
-        </w:rPr>
-        <w:t>подготовке технических свидетельств</w:t>
-      </w:r>
-    </w:p>
-    <w:p>
-      <w:pPr>
-        <w:pStyle w:val="NoSpacing"/>
-        <w:jc w:val="center"/>
-        <w:rPr>
-          <w:sz w:val="28"/>
-          <w:szCs w:val="28"/>
-        </w:rPr>
-      </w:pPr>
-      <w:r>
-        <w:rPr>
-          <w:sz w:val="28"/>
-          <w:szCs w:val="28"/>
-        </w:rPr>
-        <w:t>РУП «Сертис»</w:t>
-      </w:r>
-      <w:r>
-        <w:rPr>
-          <w:sz w:val="28"/>
-          <w:szCs w:val="28"/>
-        </w:rPr>
-        <w:t xml:space="preserve"> Р</w:t>
-      </w:r>
-      <w:r>
-        <w:rPr>
-          <w:sz w:val="28"/>
-          <w:szCs w:val="28"/>
-        </w:rPr>
-        <w:t>УП «Белстройцентр»</w:t>
-      </w:r>
-    </w:p>
     <w:p>
       <w:pPr>
         <w:pStyle w:val="Default"/>
@@ -88,12 +19,95 @@
         <w:jc w:val="center"/>
         <w:rPr>
           <w:rFonts w:ascii="Times New Roman" w:hAnsi="Times New Roman" w:cs="Times New Roman"/>
+          <w:color w:val="auto"/>
+          <w:sz w:val="28"/>
+          <w:szCs w:val="28"/>
+        </w:rPr>
+      </w:pPr>
+      <w:r>
+        <w:rPr>
+          <w:rFonts w:ascii="Times New Roman" w:hAnsi="Times New Roman" w:cs="Times New Roman"/>
+          <w:color w:val="auto"/>
+          <w:sz w:val="28"/>
+          <w:szCs w:val="28"/>
+        </w:rPr>
+        <w:t>Р</w:t>
+      </w:r>
+      <w:r>
+        <w:rPr>
+          <w:rFonts w:ascii="Times New Roman" w:hAnsi="Times New Roman" w:cs="Times New Roman"/>
+          <w:color w:val="auto"/>
+          <w:sz w:val="28"/>
+          <w:szCs w:val="28"/>
+        </w:rPr>
+        <w:t>еспубликанское дочернее унитарное научно-испытательное предприятие «</w:t>
+      </w:r>
+      <w:proofErr w:type="spellStart"/>
+      <w:r>
+        <w:rPr>
+          <w:rFonts w:ascii="Times New Roman" w:hAnsi="Times New Roman" w:cs="Times New Roman"/>
+          <w:color w:val="auto"/>
+          <w:sz w:val="28"/>
+          <w:szCs w:val="28"/>
+        </w:rPr>
+        <w:t>Сертис</w:t>
+      </w:r>
+      <w:proofErr w:type="spellEnd"/>
+      <w:r>
+        <w:rPr>
+          <w:rFonts w:ascii="Times New Roman" w:hAnsi="Times New Roman" w:cs="Times New Roman"/>
+          <w:color w:val="auto"/>
+          <w:sz w:val="28"/>
+          <w:szCs w:val="28"/>
+        </w:rPr>
+        <w:t>»</w:t>
+      </w:r>
+    </w:p>
+    <w:p>
+      <w:pPr>
+        <w:pStyle w:val="Default"/>
+        <w:tabs>
+          <w:tab w:val="left" w:pos="5529"/>
+        </w:tabs>
+        <w:spacing w:line="231" w:lineRule="atLeast"/>
+        <w:jc w:val="center"/>
+        <w:rPr>
+          <w:rFonts w:ascii="Times New Roman" w:hAnsi="Times New Roman" w:cs="Times New Roman"/>
           <w:b/>
           <w:color w:val="auto"/>
           <w:sz w:val="32"/>
           <w:szCs w:val="32"/>
         </w:rPr>
       </w:pPr>
+      <w:r>
+        <w:rPr>
+          <w:rFonts w:ascii="Times New Roman" w:hAnsi="Times New Roman" w:cs="Times New Roman"/>
+          <w:color w:val="auto"/>
+          <w:sz w:val="28"/>
+          <w:szCs w:val="28"/>
+        </w:rPr>
+        <w:t>Инженерного республиканского унитарного предприятия «</w:t>
+      </w:r>
+      <w:proofErr w:type="spellStart"/>
+      <w:r>
+        <w:rPr>
+          <w:rFonts w:ascii="Times New Roman" w:hAnsi="Times New Roman" w:cs="Times New Roman"/>
+          <w:color w:val="auto"/>
+          <w:sz w:val="28"/>
+          <w:szCs w:val="28"/>
+        </w:rPr>
+        <w:t>Белстройцентр</w:t>
+      </w:r>
+      <w:proofErr w:type="spellEnd"/>
+      <w:r>
+        <w:rPr>
+          <w:rFonts w:ascii="Times New Roman" w:hAnsi="Times New Roman" w:cs="Times New Roman"/>
+          <w:color w:val="auto"/>
+          <w:sz w:val="28"/>
+          <w:szCs w:val="28"/>
+        </w:rPr>
+        <w:t>»</w:t>
+      </w:r>
     </w:p>
     <w:p>
       <w:pPr>
@@ -257,38 +271,6 @@
                 <w:lang w:eastAsia="ru-RU"/>
               </w:rPr>
             </w:pPr>
-            <w:r>
-              <w:rPr>
-                <w:rFonts w:ascii="Times New Roman" w:eastAsia="Times New Roman" w:hAnsi="Times New Roman"/>
-                <w:color w:val="7F7F7F"/>
-                <w:sz w:val="24"/>
-                <w:szCs w:val="24"/>
-                <w:lang w:eastAsia="ru-RU"/>
-              </w:rPr>
-              <w:t>Сокращенное название (как в Уставе)</w:t>
-            </w:r>
-          </w:p>
-          <w:p>
-            <w:pPr>
-              <w:spacing w:after="0" w:line="240" w:lineRule="auto"/>
-              <w:rPr>
-                <w:rFonts w:ascii="Times New Roman" w:eastAsia="Times New Roman" w:hAnsi="Times New Roman"/>
-                <w:color w:val="7F7F7F"/>
-                <w:sz w:val="24"/>
-                <w:szCs w:val="24"/>
-                <w:lang w:eastAsia="ru-RU"/>
-              </w:rPr>
-            </w:pPr>
-            <w:r>
-              <w:rPr>
-                <w:rFonts w:ascii="Times New Roman" w:eastAsia="Times New Roman" w:hAnsi="Times New Roman"/>
-                <w:color w:val="7F7F7F"/>
-                <w:sz w:val="24"/>
-                <w:szCs w:val="24"/>
-                <w:lang w:eastAsia="ru-RU"/>
-              </w:rPr>
-              <w:t>ООО «МММ»</w:t>
-            </w:r>
           </w:p>
         </w:tc>
       </w:tr>
@@ -395,7 +377,7 @@
                 <w:szCs w:val="20"/>
                 <w:lang w:eastAsia="ru-RU"/>
               </w:rPr>
-              <w:t>Место нахождения, телефон/факс:</w:t>
+              <w:t>Место нахождения:</w:t>
             </w:r>
           </w:p>
         </w:tc>
@@ -429,7 +411,7 @@
                 <w:szCs w:val="24"/>
                 <w:lang w:eastAsia="ru-RU"/>
               </w:rPr>
-              <w:t>225000 Брестская обл., Жабинковский район..., т. (01641) 2-12-12</w:t>
+              <w:t xml:space="preserve">225000 Брестская обл., Жабинковский район... </w:t>
             </w:r>
           </w:p>
         </w:tc>
@@ -577,25 +559,23 @@
               <w:bottom w:val="single" w:sz="4" w:space="0" w:color="auto"/>
               <w:right w:val="single" w:sz="4" w:space="0" w:color="auto"/>
             </w:tcBorders>
-            <w:hideMark/>
           </w:tcPr>
           <w:p>
             <w:pPr>
               <w:spacing w:after="0" w:line="240" w:lineRule="auto"/>
               <w:rPr>
-                <w:rFonts w:ascii="Times New Roman" w:eastAsia="Times New Roman" w:hAnsi="Times New Roman"/>
-                <w:sz w:val="20"/>
-                <w:szCs w:val="20"/>
-                <w:lang w:eastAsia="ru-RU"/>
-              </w:rPr>
-            </w:pPr>
-            <w:r>
-              <w:rPr>
                 <w:rFonts w:ascii="Times New Roman" w:hAnsi="Times New Roman"/>
                 <w:sz w:val="20"/>
                 <w:szCs w:val="20"/>
               </w:rPr>
-              <w:t>Наименование государственного органа, иной государственной организации, осуществивших государственную регистрацию</w:t>
+            </w:pPr>
+            <w:r>
+              <w:rPr>
+                <w:rFonts w:ascii="Times New Roman" w:hAnsi="Times New Roman"/>
+                <w:sz w:val="20"/>
+                <w:szCs w:val="20"/>
+              </w:rPr>
+              <w:t>Перечень документов и (или) сведений (при их наличии), представляемых вместе с заявлением заинтересованного лица:</w:t>
             </w:r>
           </w:p>
         </w:tc>
@@ -628,16 +608,51 @@
                 <w:szCs w:val="24"/>
                 <w:lang w:eastAsia="ru-RU"/>
               </w:rPr>
-              <w:t xml:space="preserve">Брестский городской исполнительный комитет </w:t>
+              <w:t>решение о технической оценке</w:t>
             </w:r>
-            <w:r>
-              <w:rPr>
-                <w:rFonts w:ascii="Times New Roman" w:hAnsi="Times New Roman"/>
+          </w:p>
+          <w:p>
+            <w:pPr>
+              <w:spacing w:after="0" w:line="240" w:lineRule="auto"/>
+              <w:rPr>
+                <w:rFonts w:ascii="Times New Roman" w:eastAsia="Times New Roman" w:hAnsi="Times New Roman"/>
                 <w:color w:val="7F7F7F"/>
                 <w:sz w:val="24"/>
                 <w:szCs w:val="24"/>
-              </w:rPr>
-              <w:t>29.12.2010</w:t>
+                <w:lang w:eastAsia="ru-RU"/>
+              </w:rPr>
+            </w:pPr>
+            <w:r>
+              <w:rPr>
+                <w:rFonts w:ascii="Times New Roman" w:eastAsia="Times New Roman" w:hAnsi="Times New Roman"/>
+                <w:color w:val="7F7F7F"/>
+                <w:sz w:val="24"/>
+                <w:szCs w:val="24"/>
+                <w:lang w:eastAsia="ru-RU"/>
+              </w:rPr>
+              <w:t>пригодности строительных материалов</w:t>
+            </w:r>
+          </w:p>
+          <w:p>
+            <w:pPr>
+              <w:spacing w:after="0" w:line="240" w:lineRule="auto"/>
+              <w:rPr>
+                <w:rFonts w:ascii="Times New Roman" w:eastAsia="Times New Roman" w:hAnsi="Times New Roman"/>
+                <w:color w:val="7F7F7F"/>
+                <w:sz w:val="24"/>
+                <w:szCs w:val="24"/>
+                <w:lang w:eastAsia="ru-RU"/>
+              </w:rPr>
+            </w:pPr>
+            <w:r>
+              <w:rPr>
+                <w:rFonts w:ascii="Times New Roman" w:eastAsia="Times New Roman" w:hAnsi="Times New Roman"/>
+                <w:color w:val="7F7F7F"/>
+                <w:sz w:val="24"/>
+                <w:szCs w:val="24"/>
+                <w:lang w:eastAsia="ru-RU"/>
+              </w:rPr>
+              <w:t>и (или) строительных изделий</w:t>
             </w:r>
           </w:p>
         </w:tc>
@@ -671,145 +686,6 @@
                 <w:sz w:val="20"/>
                 <w:szCs w:val="20"/>
               </w:rPr>
-              <w:t>Перечень документов и (или) сведений (при их наличии), представляемых вместе с заявлением заинтересованного лица:</w:t>
-            </w:r>
-          </w:p>
-        </w:tc>
-        <w:tc>
-          <w:tcPr>
-            <w:tcW w:w="5564" w:type="dxa"/>
-            <w:tcBorders>
-              <w:top w:val="single" w:sz="4" w:space="0" w:color="auto"/>
-              <w:left w:val="single" w:sz="4" w:space="0" w:color="auto"/>
-              <w:bottom w:val="single" w:sz="4" w:space="0" w:color="auto"/>
-              <w:right w:val="single" w:sz="4" w:space="0" w:color="auto"/>
-            </w:tcBorders>
-          </w:tcPr>
-          <w:p>
-            <w:pPr>
-              <w:spacing w:after="0" w:line="240" w:lineRule="auto"/>
-              <w:rPr>
-                <w:rFonts w:ascii="Times New Roman" w:eastAsia="Times New Roman" w:hAnsi="Times New Roman"/>
-                <w:color w:val="7F7F7F"/>
-                <w:sz w:val="24"/>
-                <w:szCs w:val="24"/>
-                <w:lang w:eastAsia="ru-RU"/>
-              </w:rPr>
-            </w:pPr>
-            <w:r>
-              <w:rPr>
-                <w:rFonts w:ascii="Times New Roman" w:eastAsia="Times New Roman" w:hAnsi="Times New Roman"/>
-                <w:color w:val="7F7F7F"/>
-                <w:sz w:val="24"/>
-                <w:szCs w:val="24"/>
-                <w:lang w:eastAsia="ru-RU"/>
-              </w:rPr>
-              <w:t>Па</w:t>
-            </w:r>
-            <w:r>
-              <w:rPr>
-                <w:rFonts w:ascii="Times New Roman" w:eastAsia="Times New Roman" w:hAnsi="Times New Roman"/>
-                <w:color w:val="7F7F7F"/>
-                <w:sz w:val="24"/>
-                <w:szCs w:val="24"/>
-                <w:lang w:eastAsia="ru-RU"/>
-              </w:rPr>
-              <w:t>кет</w:t>
-            </w:r>
-            <w:r>
-              <w:rPr>
-                <w:rFonts w:ascii="Times New Roman" w:eastAsia="Times New Roman" w:hAnsi="Times New Roman"/>
-                <w:color w:val="7F7F7F"/>
-                <w:sz w:val="24"/>
-                <w:szCs w:val="24"/>
-                <w:lang w:eastAsia="ru-RU"/>
-              </w:rPr>
-              <w:t xml:space="preserve"> </w:t>
-            </w:r>
-            <w:r>
-              <w:rPr>
-                <w:rFonts w:ascii="Times New Roman" w:eastAsia="Times New Roman" w:hAnsi="Times New Roman"/>
-                <w:color w:val="7F7F7F"/>
-                <w:sz w:val="24"/>
-                <w:szCs w:val="24"/>
-                <w:lang w:eastAsia="ru-RU"/>
-              </w:rPr>
-              <w:t>д</w:t>
-            </w:r>
-            <w:r>
-              <w:rPr>
-                <w:rFonts w:ascii="Times New Roman" w:eastAsia="Times New Roman" w:hAnsi="Times New Roman"/>
-                <w:color w:val="7F7F7F"/>
-                <w:sz w:val="24"/>
-                <w:szCs w:val="24"/>
-                <w:lang w:eastAsia="ru-RU"/>
-              </w:rPr>
-              <w:t>окументов</w:t>
-            </w:r>
-            <w:r>
-              <w:rPr>
-                <w:rFonts w:ascii="Times New Roman" w:eastAsia="Times New Roman" w:hAnsi="Times New Roman"/>
-                <w:color w:val="7F7F7F"/>
-                <w:sz w:val="24"/>
-                <w:szCs w:val="24"/>
-                <w:lang w:eastAsia="ru-RU"/>
-              </w:rPr>
-              <w:t xml:space="preserve"> в кол-ве ____ листов  </w:t>
-            </w:r>
-          </w:p>
-          <w:p>
-            <w:pPr>
-              <w:spacing w:after="0" w:line="240" w:lineRule="auto"/>
-              <w:rPr>
-                <w:rFonts w:ascii="Times New Roman" w:eastAsia="Times New Roman" w:hAnsi="Times New Roman"/>
-                <w:color w:val="7F7F7F"/>
-                <w:sz w:val="24"/>
-                <w:szCs w:val="24"/>
-                <w:lang w:eastAsia="ru-RU"/>
-              </w:rPr>
-            </w:pPr>
-            <w:r>
-              <w:rPr>
-                <w:rFonts w:ascii="Times New Roman" w:eastAsia="Times New Roman" w:hAnsi="Times New Roman"/>
-                <w:color w:val="7F7F7F"/>
-                <w:sz w:val="24"/>
-                <w:szCs w:val="24"/>
-                <w:lang w:eastAsia="ru-RU"/>
-              </w:rPr>
-              <w:t>Свидетельство о государственной регистрации</w:t>
-            </w:r>
-          </w:p>
-        </w:tc>
-      </w:tr>
-      <w:tr>
-        <w:trPr>
-          <w:trHeight w:val="250"/>
-        </w:trPr>
-        <w:tc>
-          <w:tcPr>
-            <w:tcW w:w="4111" w:type="dxa"/>
-            <w:tcBorders>
-              <w:top w:val="single" w:sz="4" w:space="0" w:color="auto"/>
-              <w:left w:val="single" w:sz="4" w:space="0" w:color="auto"/>
-              <w:bottom w:val="single" w:sz="4" w:space="0" w:color="auto"/>
-              <w:right w:val="single" w:sz="4" w:space="0" w:color="auto"/>
-            </w:tcBorders>
-          </w:tcPr>
-          <w:p>
-            <w:pPr>
-              <w:spacing w:after="0" w:line="240" w:lineRule="auto"/>
-              <w:rPr>
-                <w:rFonts w:ascii="Times New Roman" w:hAnsi="Times New Roman"/>
-                <w:sz w:val="20"/>
-                <w:szCs w:val="20"/>
-              </w:rPr>
-            </w:pPr>
-            <w:r>
-              <w:rPr>
-                <w:rFonts w:ascii="Times New Roman" w:hAnsi="Times New Roman"/>
-                <w:sz w:val="20"/>
-                <w:szCs w:val="20"/>
-              </w:rPr>
               <w:t>Сведения о внесении платы платежное поручение</w:t>
             </w:r>
           </w:p>
@@ -901,12 +777,52 @@
           <w:u w:val="single"/>
           <w:lang w:val="x-none"/>
         </w:rPr>
-        <w:t>Получение технического свидетельства о пригодности для применения в строительстве материалов и изделий</w:t>
+        <w:t xml:space="preserve">Выдача </w:t>
       </w:r>
       <w:r>
         <w:rPr>
           <w:color w:val="000000"/>
           <w:u w:val="single"/>
+          <w:lang w:val="x-none"/>
+        </w:rPr>
+        <w:t xml:space="preserve">технического свидетельства о пригодности </w:t>
+      </w:r>
+      <w:r>
+        <w:rPr>
+          <w:color w:val="000000"/>
+          <w:u w:val="single"/>
+          <w:lang w:val="x-none"/>
+        </w:rPr>
+        <w:t xml:space="preserve">строительных </w:t>
+      </w:r>
+      <w:r>
+        <w:rPr>
+          <w:color w:val="000000"/>
+          <w:u w:val="single"/>
+          <w:lang w:val="x-none"/>
+        </w:rPr>
+        <w:t xml:space="preserve">материалов и </w:t>
+      </w:r>
+      <w:r>
+        <w:rPr>
+          <w:color w:val="000000"/>
+          <w:u w:val="single"/>
+          <w:lang w:val="x-none"/>
+        </w:rPr>
+        <w:t xml:space="preserve">(или) строительных </w:t>
+      </w:r>
+      <w:r>
+        <w:rPr>
+          <w:color w:val="000000"/>
+          <w:u w:val="single"/>
+          <w:lang w:val="x-none"/>
+        </w:rPr>
+        <w:t>изделий</w:t>
+      </w:r>
+      <w:r>
+        <w:rPr>
+          <w:color w:val="000000"/>
+          <w:u w:val="single"/>
         </w:rPr>
         <w:t>»</w:t>
       </w:r>
@@ -936,58 +852,73 @@
         <w:t xml:space="preserve"> </w:t>
       </w:r>
       <w:r>
+        <w:rPr>
+          <w:color w:val="000000"/>
+        </w:rPr>
+        <w:t>Е</w:t>
+      </w:r>
+      <w:r>
+        <w:rPr>
+          <w:color w:val="000000"/>
+        </w:rPr>
+        <w:t>диного перечня административных процедур, осуществляемых в отношении субъектов хозяйствования</w:t>
+      </w:r>
+      <w:r>
+        <w:rPr>
+          <w:color w:val="000000"/>
+        </w:rPr>
+        <w:t xml:space="preserve"> </w:t>
+      </w:r>
+      <w:r>
+        <w:rPr>
+          <w:color w:val="000000"/>
+        </w:rPr>
+        <w:t>(</w:t>
+      </w:r>
+      <w:r>
+        <w:rPr>
+          <w:color w:val="000000"/>
+        </w:rPr>
         <w:t>Постановлени</w:t>
       </w:r>
       <w:r>
-        <w:t>я</w:t>
-      </w:r>
-      <w:r>
-        <w:t xml:space="preserve"> Совета Министров Республики Беларусь от </w:t>
-      </w:r>
-      <w:r>
-        <w:t>02</w:t>
-      </w:r>
-      <w:r>
-        <w:t>.0</w:t>
-      </w:r>
-      <w:r>
-        <w:t>5</w:t>
-      </w:r>
-      <w:r>
-        <w:t>.202</w:t>
-      </w:r>
-      <w:r>
-        <w:t>3</w:t>
+        <w:rPr>
+          <w:color w:val="000000"/>
+        </w:rPr>
+        <w:t>е</w:t>
+      </w:r>
+      <w:r>
+        <w:rPr>
+          <w:color w:val="000000"/>
+        </w:rPr>
+        <w:t xml:space="preserve"> Совета Министров Республики Беларусь от 24.09.2021  № 548  "Об административных  процедурах,  осуществляемых  в  отношении  субъектов хозяйствования"</w:t>
+      </w:r>
+      <w:r>
+        <w:t>)</w:t>
       </w:r>
       <w:r>
         <w:t xml:space="preserve"> </w:t>
       </w:r>
       <w:r>
-        <w:t>№</w:t>
-      </w:r>
-      <w:r>
-        <w:t xml:space="preserve"> </w:t>
-      </w:r>
-      <w:r>
-        <w:t>292</w:t>
-      </w:r>
-      <w:r>
-        <w:t xml:space="preserve"> </w:t>
-      </w:r>
-      <w:r>
-        <w:t>«</w:t>
-      </w:r>
-      <w:r>
-        <w:t>Об административных процедурах, осуществляемых в отношении</w:t>
-      </w:r>
-      <w:r>
-        <w:t xml:space="preserve"> субъектов хозяйствования»</w:t>
-      </w:r>
-      <w:r>
-        <w:t xml:space="preserve"> </w:t>
-      </w:r>
-      <w:r>
-        <w:t>в соответствии с регламентом административной процедуры, утвержденным Постановлением Министерства архитектуры и строительства Республики Беларусь 27.01.2022 № 15</w:t>
+        <w:t xml:space="preserve">в соответствии с регламентом административной процедуры, утвержденным </w:t>
+      </w:r>
+      <w:r>
+        <w:t xml:space="preserve">Постановлением Министерства Архитектуры и Строительства Республики Беларусь от 29 октября 2025 г. № 131 </w:t>
+      </w:r>
+      <w:r>
+        <w:rPr>
+          <w:color w:val="000000"/>
+        </w:rPr>
+        <w:t>"</w:t>
+      </w:r>
+      <w:r>
+        <w:t>Об утверждении регламентов административных процедур</w:t>
+      </w:r>
+      <w:r>
+        <w:rPr>
+          <w:color w:val="000000"/>
+        </w:rPr>
+        <w:t>"</w:t>
       </w:r>
       <w:r>
         <w:t>.</w:t>
@@ -1348,7 +1279,7 @@
 </file>
 
 <file path=word/endnotes.xml><?xml version="1.0" encoding="utf-8"?>
-<w:endnotes xmlns:wpc="http://schemas.microsoft.com/office/word/2010/wordprocessingCanvas" xmlns:cx="http://schemas.microsoft.com/office/drawing/2014/chartex" xmlns:cx1="http://schemas.microsoft.com/office/drawing/2015/9/8/chartex" xmlns:cx2="http://schemas.microsoft.com/office/drawing/2015/10/21/chartex" xmlns:cx3="http://schemas.microsoft.com/office/drawing/2016/5/9/chartex" xmlns:cx4="http://schemas.microsoft.com/office/drawing/2016/5/10/chartex" xmlns:cx5="http://schemas.microsoft.com/office/drawing/2016/5/11/chartex" xmlns:cx6="http://schemas.microsoft.com/office/drawing/2016/5/12/chartex" xmlns:cx7="http://schemas.microsoft.com/office/drawing/2016/5/13/chartex" xmlns:cx8="http://schemas.microsoft.com/office/drawing/2016/5/14/chartex" xmlns:mc="http://schemas.openxmlformats.org/markup-compatibility/2006" xmlns:aink="http://schemas.microsoft.com/office/drawing/2016/ink" xmlns:am3d="http://schemas.microsoft.com/office/drawing/2017/model3d" xmlns:o="urn:schemas-microsoft-com:office:office" xmlns:oel="http://schemas.microsoft.com/office/2019/extlst" xmlns:r="http://schemas.openxmlformats.org/officeDocument/2006/relationships" xmlns:m="http://schemas.openxmlformats.org/officeDocument/2006/math" xmlns:v="urn:schemas-microsoft-com:vml" xmlns:wp14="http://schemas.microsoft.com/office/word/2010/wordprocessingDrawing" xmlns:wp="http://schemas.openxmlformats.org/drawingml/2006/wordprocessingDrawing" xmlns:w10="urn:schemas-microsoft-com:office:word" xmlns:w="http://schemas.openxmlformats.org/wordprocessingml/2006/main" xmlns:w14="http://schemas.microsoft.com/office/word/2010/wordml" xmlns:w15="http://schemas.microsoft.com/office/word/2012/wordml" xmlns:w16cex="http://schemas.microsoft.com/office/word/2018/wordml/cex" xmlns:w16cid="http://schemas.microsoft.com/office/word/2016/wordml/cid" xmlns:w16="http://schemas.microsoft.com/office/word/2018/wordml" xmlns:w16sdtdh="http://schemas.microsoft.com/office/word/2020/wordml/sdtdatahash" xmlns:w16se="http://schemas.microsoft.com/office/word/2015/wordml/symex" xmlns:wpg="http://schemas.microsoft.com/office/word/2010/wordprocessingGroup" xmlns:wpi="http://schemas.microsoft.com/office/word/2010/wordprocessingInk" xmlns:wne="http://schemas.microsoft.com/office/word/2006/wordml" xmlns:wps="http://schemas.microsoft.com/office/word/2010/wordprocessingShape" mc:Ignorable="w14 w15 w16se w16cid w16 w16cex w16sdtdh wp14">
+<w:endnotes xmlns:wpc="http://schemas.microsoft.com/office/word/2010/wordprocessingCanvas" xmlns:cx="http://schemas.microsoft.com/office/drawing/2014/chartex" xmlns:cx1="http://schemas.microsoft.com/office/drawing/2015/9/8/chartex" xmlns:cx2="http://schemas.microsoft.com/office/drawing/2015/10/21/chartex" xmlns:cx3="http://schemas.microsoft.com/office/drawing/2016/5/9/chartex" xmlns:cx4="http://schemas.microsoft.com/office/drawing/2016/5/10/chartex" xmlns:cx5="http://schemas.microsoft.com/office/drawing/2016/5/11/chartex" xmlns:cx6="http://schemas.microsoft.com/office/drawing/2016/5/12/chartex" xmlns:cx7="http://schemas.microsoft.com/office/drawing/2016/5/13/chartex" xmlns:cx8="http://schemas.microsoft.com/office/drawing/2016/5/14/chartex" xmlns:mc="http://schemas.openxmlformats.org/markup-compatibility/2006" xmlns:aink="http://schemas.microsoft.com/office/drawing/2016/ink" xmlns:am3d="http://schemas.microsoft.com/office/drawing/2017/model3d" xmlns:o="urn:schemas-microsoft-com:office:office" xmlns:oel="http://schemas.microsoft.com/office/2019/extlst" xmlns:r="http://schemas.openxmlformats.org/officeDocument/2006/relationships" xmlns:m="http://schemas.openxmlformats.org/officeDocument/2006/math" xmlns:v="urn:schemas-microsoft-com:vml" xmlns:wp14="http://schemas.microsoft.com/office/word/2010/wordprocessingDrawing" xmlns:wp="http://schemas.openxmlformats.org/drawingml/2006/wordprocessingDrawing" xmlns:w10="urn:schemas-microsoft-com:office:word" xmlns:w="http://schemas.openxmlformats.org/wordprocessingml/2006/main" xmlns:w14="http://schemas.microsoft.com/office/word/2010/wordml" xmlns:w15="http://schemas.microsoft.com/office/word/2012/wordml" xmlns:w16cex="http://schemas.microsoft.com/office/word/2018/wordml/cex" xmlns:w16cid="http://schemas.microsoft.com/office/word/2016/wordml/cid" xmlns:w16="http://schemas.microsoft.com/office/word/2018/wordml" xmlns:w16du="http://schemas.microsoft.com/office/word/2023/wordml/word16du" xmlns:w16sdtdh="http://schemas.microsoft.com/office/word/2020/wordml/sdtdatahash" xmlns:w16sdtfl="http://schemas.microsoft.com/office/word/2024/wordml/sdtformatlock" xmlns:w16se="http://schemas.microsoft.com/office/word/2015/wordml/symex" xmlns:wpg="http://schemas.microsoft.com/office/word/2010/wordprocessingGroup" xmlns:wpi="http://schemas.microsoft.com/office/word/2010/wordprocessingInk" xmlns:wne="http://schemas.microsoft.com/office/word/2006/wordml" xmlns:wps="http://schemas.microsoft.com/office/word/2010/wordprocessingShape" mc:Ignorable="w14 w15 w16se w16cid w16 w16cex w16sdtdh w16sdtfl w16du wp14">
   <w:endnote w:type="separator" w:id="-1">
     <w:p>
       <w:pPr>
@@ -1373,7 +1304,7 @@
 </file>
 
 <file path=word/footnotes.xml><?xml version="1.0" encoding="utf-8"?>
-<w:footnotes xmlns:wpc="http://schemas.microsoft.com/office/word/2010/wordprocessingCanvas" xmlns:cx="http://schemas.microsoft.com/office/drawing/2014/chartex" xmlns:cx1="http://schemas.microsoft.com/office/drawing/2015/9/8/chartex" xmlns:cx2="http://schemas.microsoft.com/office/drawing/2015/10/21/chartex" xmlns:cx3="http://schemas.microsoft.com/office/drawing/2016/5/9/chartex" xmlns:cx4="http://schemas.microsoft.com/office/drawing/2016/5/10/chartex" xmlns:cx5="http://schemas.microsoft.com/office/drawing/2016/5/11/chartex" xmlns:cx6="http://schemas.microsoft.com/office/drawing/2016/5/12/chartex" xmlns:cx7="http://schemas.microsoft.com/office/drawing/2016/5/13/chartex" xmlns:cx8="http://schemas.microsoft.com/office/drawing/2016/5/14/chartex" xmlns:mc="http://schemas.openxmlformats.org/markup-compatibility/2006" xmlns:aink="http://schemas.microsoft.com/office/drawing/2016/ink" xmlns:am3d="http://schemas.microsoft.com/office/drawing/2017/model3d" xmlns:o="urn:schemas-microsoft-com:office:office" xmlns:oel="http://schemas.microsoft.com/office/2019/extlst" xmlns:r="http://schemas.openxmlformats.org/officeDocument/2006/relationships" xmlns:m="http://schemas.openxmlformats.org/officeDocument/2006/math" xmlns:v="urn:schemas-microsoft-com:vml" xmlns:wp14="http://schemas.microsoft.com/office/word/2010/wordprocessingDrawing" xmlns:wp="http://schemas.openxmlformats.org/drawingml/2006/wordprocessingDrawing" xmlns:w10="urn:schemas-microsoft-com:office:word" xmlns:w="http://schemas.openxmlformats.org/wordprocessingml/2006/main" xmlns:w14="http://schemas.microsoft.com/office/word/2010/wordml" xmlns:w15="http://schemas.microsoft.com/office/word/2012/wordml" xmlns:w16cex="http://schemas.microsoft.com/office/word/2018/wordml/cex" xmlns:w16cid="http://schemas.microsoft.com/office/word/2016/wordml/cid" xmlns:w16="http://schemas.microsoft.com/office/word/2018/wordml" xmlns:w16sdtdh="http://schemas.microsoft.com/office/word/2020/wordml/sdtdatahash" xmlns:w16se="http://schemas.microsoft.com/office/word/2015/wordml/symex" xmlns:wpg="http://schemas.microsoft.com/office/word/2010/wordprocessingGroup" xmlns:wpi="http://schemas.microsoft.com/office/word/2010/wordprocessingInk" xmlns:wne="http://schemas.microsoft.com/office/word/2006/wordml" xmlns:wps="http://schemas.microsoft.com/office/word/2010/wordprocessingShape" mc:Ignorable="w14 w15 w16se w16cid w16 w16cex w16sdtdh wp14">
+<w:footnotes xmlns:wpc="http://schemas.microsoft.com/office/word/2010/wordprocessingCanvas" xmlns:cx="http://schemas.microsoft.com/office/drawing/2014/chartex" xmlns:cx1="http://schemas.microsoft.com/office/drawing/2015/9/8/chartex" xmlns:cx2="http://schemas.microsoft.com/office/drawing/2015/10/21/chartex" xmlns:cx3="http://schemas.microsoft.com/office/drawing/2016/5/9/chartex" xmlns:cx4="http://schemas.microsoft.com/office/drawing/2016/5/10/chartex" xmlns:cx5="http://schemas.microsoft.com/office/drawing/2016/5/11/chartex" xmlns:cx6="http://schemas.microsoft.com/office/drawing/2016/5/12/chartex" xmlns:cx7="http://schemas.microsoft.com/office/drawing/2016/5/13/chartex" xmlns:cx8="http://schemas.microsoft.com/office/drawing/2016/5/14/chartex" xmlns:mc="http://schemas.openxmlformats.org/markup-compatibility/2006" xmlns:aink="http://schemas.microsoft.com/office/drawing/2016/ink" xmlns:am3d="http://schemas.microsoft.com/office/drawing/2017/model3d" xmlns:o="urn:schemas-microsoft-com:office:office" xmlns:oel="http://schemas.microsoft.com/office/2019/extlst" xmlns:r="http://schemas.openxmlformats.org/officeDocument/2006/relationships" xmlns:m="http://schemas.openxmlformats.org/officeDocument/2006/math" xmlns:v="urn:schemas-microsoft-com:vml" xmlns:wp14="http://schemas.microsoft.com/office/word/2010/wordprocessingDrawing" xmlns:wp="http://schemas.openxmlformats.org/drawingml/2006/wordprocessingDrawing" xmlns:w10="urn:schemas-microsoft-com:office:word" xmlns:w="http://schemas.openxmlformats.org/wordprocessingml/2006/main" xmlns:w14="http://schemas.microsoft.com/office/word/2010/wordml" xmlns:w15="http://schemas.microsoft.com/office/word/2012/wordml" xmlns:w16cex="http://schemas.microsoft.com/office/word/2018/wordml/cex" xmlns:w16cid="http://schemas.microsoft.com/office/word/2016/wordml/cid" xmlns:w16="http://schemas.microsoft.com/office/word/2018/wordml" xmlns:w16du="http://schemas.microsoft.com/office/word/2023/wordml/word16du" xmlns:w16sdtdh="http://schemas.microsoft.com/office/word/2020/wordml/sdtdatahash" xmlns:w16sdtfl="http://schemas.microsoft.com/office/word/2024/wordml/sdtformatlock" xmlns:w16se="http://schemas.microsoft.com/office/word/2015/wordml/symex" xmlns:wpg="http://schemas.microsoft.com/office/word/2010/wordprocessingGroup" xmlns:wpi="http://schemas.microsoft.com/office/word/2010/wordprocessingInk" xmlns:wne="http://schemas.microsoft.com/office/word/2006/wordml" xmlns:wps="http://schemas.microsoft.com/office/word/2010/wordprocessingShape" mc:Ignorable="w14 w15 w16se w16cid w16 w16cex w16sdtdh w16sdtfl w16du wp14">
   <w:footnote w:type="separator" w:id="-1">
     <w:p>
       <w:pPr>
@@ -1398,7 +1329,7 @@
 </file>
 
 <file path=word/numbering.xml><?xml version="1.0" encoding="utf-8"?>
-<w:numbering xmlns:wpc="http://schemas.microsoft.com/office/word/2010/wordprocessingCanvas" xmlns:cx="http://schemas.microsoft.com/office/drawing/2014/chartex" xmlns:cx1="http://schemas.microsoft.com/office/drawing/2015/9/8/chartex" xmlns:cx2="http://schemas.microsoft.com/office/drawing/2015/10/21/chartex" xmlns:cx3="http://schemas.microsoft.com/office/drawing/2016/5/9/chartex" xmlns:cx4="http://schemas.microsoft.com/office/drawing/2016/5/10/chartex" xmlns:cx5="http://schemas.microsoft.com/office/drawing/2016/5/11/chartex" xmlns:cx6="http://schemas.microsoft.com/office/drawing/2016/5/12/chartex" xmlns:cx7="http://schemas.microsoft.com/office/drawing/2016/5/13/chartex" xmlns:cx8="http://schemas.microsoft.com/office/drawing/2016/5/14/chartex" xmlns:mc="http://schemas.openxmlformats.org/markup-compatibility/2006" xmlns:aink="http://schemas.microsoft.com/office/drawing/2016/ink" xmlns:am3d="http://schemas.microsoft.com/office/drawing/2017/model3d" xmlns:o="urn:schemas-microsoft-com:office:office" xmlns:oel="http://schemas.microsoft.com/office/2019/extlst" xmlns:r="http://schemas.openxmlformats.org/officeDocument/2006/relationships" xmlns:m="http://schemas.openxmlformats.org/officeDocument/2006/math" xmlns:v="urn:schemas-microsoft-com:vml" xmlns:wp14="http://schemas.microsoft.com/office/word/2010/wordprocessingDrawing" xmlns:wp="http://schemas.openxmlformats.org/drawingml/2006/wordprocessingDrawing" xmlns:w10="urn:schemas-microsoft-com:office:word" xmlns:w="http://schemas.openxmlformats.org/wordprocessingml/2006/main" xmlns:w14="http://schemas.microsoft.com/office/word/2010/wordml" xmlns:w15="http://schemas.microsoft.com/office/word/2012/wordml" xmlns:w16cex="http://schemas.microsoft.com/office/word/2018/wordml/cex" xmlns:w16cid="http://schemas.microsoft.com/office/word/2016/wordml/cid" xmlns:w16="http://schemas.microsoft.com/office/word/2018/wordml" xmlns:w16sdtdh="http://schemas.microsoft.com/office/word/2020/wordml/sdtdatahash" xmlns:w16se="http://schemas.microsoft.com/office/word/2015/wordml/symex" xmlns:wpg="http://schemas.microsoft.com/office/word/2010/wordprocessingGroup" xmlns:wpi="http://schemas.microsoft.com/office/word/2010/wordprocessingInk" xmlns:wne="http://schemas.microsoft.com/office/word/2006/wordml" xmlns:wps="http://schemas.microsoft.com/office/word/2010/wordprocessingShape" mc:Ignorable="w14 w15 w16se w16cid w16 w16cex w16sdtdh wp14">
+<w:numbering xmlns:wpc="http://schemas.microsoft.com/office/word/2010/wordprocessingCanvas" xmlns:cx="http://schemas.microsoft.com/office/drawing/2014/chartex" xmlns:cx1="http://schemas.microsoft.com/office/drawing/2015/9/8/chartex" xmlns:cx2="http://schemas.microsoft.com/office/drawing/2015/10/21/chartex" xmlns:cx3="http://schemas.microsoft.com/office/drawing/2016/5/9/chartex" xmlns:cx4="http://schemas.microsoft.com/office/drawing/2016/5/10/chartex" xmlns:cx5="http://schemas.microsoft.com/office/drawing/2016/5/11/chartex" xmlns:cx6="http://schemas.microsoft.com/office/drawing/2016/5/12/chartex" xmlns:cx7="http://schemas.microsoft.com/office/drawing/2016/5/13/chartex" xmlns:cx8="http://schemas.microsoft.com/office/drawing/2016/5/14/chartex" xmlns:mc="http://schemas.openxmlformats.org/markup-compatibility/2006" xmlns:aink="http://schemas.microsoft.com/office/drawing/2016/ink" xmlns:am3d="http://schemas.microsoft.com/office/drawing/2017/model3d" xmlns:o="urn:schemas-microsoft-com:office:office" xmlns:oel="http://schemas.microsoft.com/office/2019/extlst" xmlns:r="http://schemas.openxmlformats.org/officeDocument/2006/relationships" xmlns:m="http://schemas.openxmlformats.org/officeDocument/2006/math" xmlns:v="urn:schemas-microsoft-com:vml" xmlns:wp14="http://schemas.microsoft.com/office/word/2010/wordprocessingDrawing" xmlns:wp="http://schemas.openxmlformats.org/drawingml/2006/wordprocessingDrawing" xmlns:w10="urn:schemas-microsoft-com:office:word" xmlns:w="http://schemas.openxmlformats.org/wordprocessingml/2006/main" xmlns:w14="http://schemas.microsoft.com/office/word/2010/wordml" xmlns:w15="http://schemas.microsoft.com/office/word/2012/wordml" xmlns:w16cex="http://schemas.microsoft.com/office/word/2018/wordml/cex" xmlns:w16cid="http://schemas.microsoft.com/office/word/2016/wordml/cid" xmlns:w16="http://schemas.microsoft.com/office/word/2018/wordml" xmlns:w16du="http://schemas.microsoft.com/office/word/2023/wordml/word16du" xmlns:w16sdtdh="http://schemas.microsoft.com/office/word/2020/wordml/sdtdatahash" xmlns:w16sdtfl="http://schemas.microsoft.com/office/word/2024/wordml/sdtformatlock" xmlns:w16se="http://schemas.microsoft.com/office/word/2015/wordml/symex" xmlns:wpg="http://schemas.microsoft.com/office/word/2010/wordprocessingGroup" xmlns:wpi="http://schemas.microsoft.com/office/word/2010/wordprocessingInk" xmlns:wne="http://schemas.microsoft.com/office/word/2006/wordml" xmlns:wps="http://schemas.microsoft.com/office/word/2010/wordprocessingShape" mc:Ignorable="w14 w15 w16se w16cid w16 w16cex w16sdtdh w16sdtfl w16du wp14">
   <w:abstractNum w:abstractNumId="0" w15:restartNumberingAfterBreak="0">
     <w:nsid w:val="5FC00B2E"/>
     <w:multiLevelType w:val="hybridMultilevel"/>
@@ -1738,25 +1669,25 @@
       </w:pPr>
     </w:lvl>
   </w:abstractNum>
-  <w:num w:numId="1" w16cid:durableId="1279263463">
+  <w:num w:numId="1" w16cid:durableId="1174955749">
     <w:abstractNumId w:val="1"/>
   </w:num>
-  <w:num w:numId="2" w16cid:durableId="2024741816">
+  <w:num w:numId="2" w16cid:durableId="1038697446">
     <w:abstractNumId w:val="0"/>
   </w:num>
-  <w:num w:numId="3" w16cid:durableId="342323657">
+  <w:num w:numId="3" w16cid:durableId="584388317">
     <w:abstractNumId w:val="2"/>
   </w:num>
 </w:numbering>
 </file>
 
 <file path=word/styles.xml><?xml version="1.0" encoding="utf-8"?>
-<w:styles xmlns:mc="http://schemas.openxmlformats.org/markup-compatibility/2006" xmlns:r="http://schemas.openxmlformats.org/officeDocument/2006/relationships" xmlns:w="http://schemas.openxmlformats.org/wordprocessingml/2006/main" xmlns:w14="http://schemas.microsoft.com/office/word/2010/wordml" xmlns:w15="http://schemas.microsoft.com/office/word/2012/wordml" xmlns:w16cex="http://schemas.microsoft.com/office/word/2018/wordml/cex" xmlns:w16cid="http://schemas.microsoft.com/office/word/2016/wordml/cid" xmlns:w16="http://schemas.microsoft.com/office/word/2018/wordml" xmlns:w16sdtdh="http://schemas.microsoft.com/office/word/2020/wordml/sdtdatahash" xmlns:w16se="http://schemas.microsoft.com/office/word/2015/wordml/symex" mc:Ignorable="w14 w15 w16se w16cid w16 w16cex w16sdtdh">
+<w:styles xmlns:mc="http://schemas.openxmlformats.org/markup-compatibility/2006" xmlns:r="http://schemas.openxmlformats.org/officeDocument/2006/relationships" xmlns:w="http://schemas.openxmlformats.org/wordprocessingml/2006/main" xmlns:w14="http://schemas.microsoft.com/office/word/2010/wordml" xmlns:w15="http://schemas.microsoft.com/office/word/2012/wordml" xmlns:w16cex="http://schemas.microsoft.com/office/word/2018/wordml/cex" xmlns:w16cid="http://schemas.microsoft.com/office/word/2016/wordml/cid" xmlns:w16="http://schemas.microsoft.com/office/word/2018/wordml" xmlns:w16du="http://schemas.microsoft.com/office/word/2023/wordml/word16du" xmlns:w16sdtdh="http://schemas.microsoft.com/office/word/2020/wordml/sdtdatahash" xmlns:w16sdtfl="http://schemas.microsoft.com/office/word/2024/wordml/sdtformatlock" xmlns:w16se="http://schemas.microsoft.com/office/word/2015/wordml/symex" mc:Ignorable="w14 w15 w16se w16cid w16 w16cex w16sdtdh w16sdtfl w16du">
   <w:docDefaults>
     <w:rPrDefault>
       <w:rPr>
         <w:rFonts w:ascii="Calibri" w:eastAsia="Calibri" w:hAnsi="Calibri" w:cs="Times New Roman"/>
-        <w:lang w:val="ru-RU" w:eastAsia="ru-RU" w:bidi="ar-SA"/>
+        <w:lang w:val="en-US" w:eastAsia="en-US" w:bidi="ar-SA"/>
       </w:rPr>
     </w:rPrDefault>
     <w:pPrDefault/>
@@ -2149,7 +2080,7 @@
     <w:rPr>
       <w:sz w:val="22"/>
       <w:szCs w:val="22"/>
-      <w:lang w:eastAsia="en-US"/>
+      <w:lang w:val="ru-RU"/>
     </w:rPr>
   </w:style>
   <w:style w:type="character" w:default="1" w:styleId="DefaultParagraphFont">
@@ -2193,6 +2124,7 @@
       <w:color w:val="000000"/>
       <w:sz w:val="24"/>
       <w:szCs w:val="24"/>
+      <w:lang w:val="ru-RU" w:eastAsia="ru-RU"/>
     </w:rPr>
   </w:style>
   <w:style w:type="paragraph" w:customStyle="1" w:styleId="CM4">
@@ -2445,6 +2377,7 @@
       <w:rFonts w:ascii="Times New Roman" w:eastAsia="Times New Roman" w:hAnsi="Times New Roman"/>
       <w:sz w:val="24"/>
       <w:szCs w:val="24"/>
+      <w:lang w:val="ru-RU" w:eastAsia="ru-RU"/>
     </w:rPr>
   </w:style>
 </w:styles>
@@ -2461,39 +2394,39 @@
         <a:sysClr val="window" lastClr="FFFFFF"/>
       </a:lt1>
       <a:dk2>
-        <a:srgbClr val="44546A"/>
+        <a:srgbClr val="0E2841"/>
       </a:dk2>
       <a:lt2>
-        <a:srgbClr val="E7E6E6"/>
+        <a:srgbClr val="E8E8E8"/>
       </a:lt2>
       <a:accent1>
-        <a:srgbClr val="4472C4"/>
+        <a:srgbClr val="156082"/>
       </a:accent1>
       <a:accent2>
-        <a:srgbClr val="ED7D31"/>
+        <a:srgbClr val="E97132"/>
       </a:accent2>
       <a:accent3>
-        <a:srgbClr val="A5A5A5"/>
+        <a:srgbClr val="196B24"/>
       </a:accent3>
       <a:accent4>
-        <a:srgbClr val="FFC000"/>
+        <a:srgbClr val="0F9ED5"/>
       </a:accent4>
       <a:accent5>
-        <a:srgbClr val="5B9BD5"/>
+        <a:srgbClr val="A02B93"/>
       </a:accent5>
       <a:accent6>
-        <a:srgbClr val="70AD47"/>
+        <a:srgbClr val="4EA72E"/>
       </a:accent6>
       <a:hlink>
-        <a:srgbClr val="0563C1"/>
+        <a:srgbClr val="467886"/>
       </a:hlink>
       <a:folHlink>
-        <a:srgbClr val="954F72"/>
+        <a:srgbClr val="96607D"/>
       </a:folHlink>
     </a:clrScheme>
     <a:fontScheme name="Office">
       <a:majorFont>
-        <a:latin typeface="Calibri Light" panose="020F0302020204030204"/>
+        <a:latin typeface="Aptos Display" panose="02110004020202020204"/>
         <a:ea typeface=""/>
         <a:cs typeface=""/>
         <a:font script="Jpan" typeface="游ゴシック Light"/>
@@ -2545,7 +2478,7 @@
         <a:font script="Tfng" typeface="Ebrima"/>
       </a:majorFont>
       <a:minorFont>
-        <a:latin typeface="Calibri" panose="020F0502020204030204"/>
+        <a:latin typeface="Aptos" panose="02110004020202020204"/>
         <a:ea typeface=""/>
         <a:cs typeface=""/>
         <a:font script="Jpan" typeface="游明朝"/>
@@ -2656,13 +2589,6 @@
         </a:gradFill>
       </a:fillStyleLst>
       <a:lnStyleLst>
-        <a:ln w="6350" cap="flat" cmpd="sng" algn="ctr">
-          <a:solidFill>
-            <a:schemeClr val="phClr"/>
-          </a:solidFill>
-          <a:prstDash val="solid"/>
-          <a:miter lim="800000"/>
-        </a:ln>
         <a:ln w="12700" cap="flat" cmpd="sng" algn="ctr">
           <a:solidFill>
             <a:schemeClr val="phClr"/>
@@ -2671,6 +2597,13 @@
           <a:miter lim="800000"/>
         </a:ln>
         <a:ln w="19050" cap="flat" cmpd="sng" algn="ctr">
+          <a:solidFill>
+            <a:schemeClr val="phClr"/>
+          </a:solidFill>
+          <a:prstDash val="solid"/>
+          <a:miter lim="800000"/>
+        </a:ln>
+        <a:ln w="25400" cap="flat" cmpd="sng" algn="ctr">
           <a:solidFill>
             <a:schemeClr val="phClr"/>
           </a:solidFill>
@@ -2735,11 +2668,31 @@
       </a:bgFillStyleLst>
     </a:fmtScheme>
   </a:themeElements>
-  <a:objectDefaults/>
+  <a:objectDefaults>
+    <a:lnDef>
+      <a:spPr/>
+      <a:bodyPr/>
+      <a:lstStyle/>
+      <a:style>
+        <a:lnRef idx="2">
+          <a:schemeClr val="accent1"/>
+        </a:lnRef>
+        <a:fillRef idx="0">
+          <a:schemeClr val="accent1"/>
+        </a:fillRef>
+        <a:effectRef idx="1">
+          <a:schemeClr val="accent1"/>
+        </a:effectRef>
+        <a:fontRef idx="minor">
+          <a:schemeClr val="tx1"/>
+        </a:fontRef>
+      </a:style>
+    </a:lnDef>
+  </a:objectDefaults>
   <a:extraClrSchemeLst/>
   <a:extLst>
     <a:ext uri="{05A4C25C-085E-4340-85A3-A5531E510DB2}">
-      <thm15:themeFamily xmlns:thm15="http://schemas.microsoft.com/office/thememl/2012/main" name="Office Theme" id="{62F939B6-93AF-4DB8-9C6B-D6C7DFDC589F}" vid="{4A3C46E8-61CC-4603-A589-7422A47A8E4A}"/>
+      <thm15:themeFamily xmlns:thm15="http://schemas.microsoft.com/office/thememl/2012/main" name="Office Theme" id="{2E142A2C-CD16-42D6-873A-C26D2A0506FA}" vid="{1BDDFF52-6CD6-40A5-AB3C-68EB2F1E4D0A}"/>
     </a:ext>
   </a:extLst>
 </a:theme>
